--- a/ALL_FILES/module-02-chemistry-of-life-questions.docx
+++ b/ALL_FILES/module-02-chemistry-of-life-questions.docx
@@ -3,96 +3,153 @@
 <w:document xmlns:wpc="http://schemas.microsoft.com/office/word/2010/wordprocessingCanvas" xmlns:mo="http://schemas.microsoft.com/office/mac/office/2008/main" xmlns:mc="http://schemas.openxmlformats.org/markup-compatibility/2006" xmlns:mv="urn:schemas-microsoft-com:mac:vml" xmlns:o="urn:schemas-microsoft-com:office:office" xmlns:r="http://schemas.openxmlformats.org/officeDocument/2006/relationships" xmlns:m="http://schemas.openxmlformats.org/officeDocument/2006/math" xmlns:v="urn:schemas-microsoft-com:vml" xmlns:wp14="http://schemas.microsoft.com/office/word/2010/wordprocessingDrawing" xmlns:wp="http://schemas.openxmlformats.org/drawingml/2006/wordprocessingDrawing" xmlns:w10="urn:schemas-microsoft-com:office:word" xmlns:w="http://schemas.openxmlformats.org/wordprocessingml/2006/main" xmlns:w14="http://schemas.microsoft.com/office/word/2010/wordml" xmlns:wpg="http://schemas.microsoft.com/office/word/2010/wordprocessingGroup" xmlns:wpi="http://schemas.microsoft.com/office/word/2010/wordprocessingInk" xmlns:wne="http://schemas.microsoft.com/office/word/2006/wordml" xmlns:wps="http://schemas.microsoft.com/office/word/2010/wordprocessingShape" mc:Ignorable="w14 wp14">
   <w:body>
     <w:p>
+      <w:pPr>
+        <w:pStyle w:val="Heading1"/>
+      </w:pPr>
       <w:r>
         <w:t>Module 02: Chemistry of Life — Study Questions</w:t>
       </w:r>
     </w:p>
     <w:p>
       <w:r>
+        <w:br/>
+      </w:r>
+      <w:r>
         <w:t>What three subatomic particles make up an atom, and where is each located?</w:t>
       </w:r>
     </w:p>
     <w:p>
+      <w:r>
+        <w:br/>
+      </w:r>
       <w:r>
         <w:t>An element has 8 protons. How many electrons does a neutral atom have? What element is this?</w:t>
       </w:r>
     </w:p>
     <w:p>
       <w:r>
+        <w:br/>
+      </w:r>
+      <w:r>
         <w:t>What is the difference between atomic number and mass number?</w:t>
       </w:r>
     </w:p>
     <w:p>
+      <w:r>
+        <w:br/>
+      </w:r>
       <w:r>
         <w:t>Carbon-12 and Carbon-14 are isotopes. What makes them different, and what makes them the same?</w:t>
       </w:r>
     </w:p>
     <w:p>
       <w:r>
+        <w:br/>
+      </w:r>
+      <w:r>
         <w:t>What is the difference between an ionic bond and a covalent bond?</w:t>
       </w:r>
     </w:p>
     <w:p>
+      <w:r>
+        <w:br/>
+      </w:r>
       <w:r>
         <w:t>What does "polar" mean when describing water molecules?</w:t>
       </w:r>
     </w:p>
     <w:p>
       <w:r>
+        <w:br/>
+      </w:r>
+      <w:r>
         <w:t>Why are hydrogen bonds considered weak, yet still important in biology?</w:t>
       </w:r>
     </w:p>
     <w:p>
+      <w:r>
+        <w:br/>
+      </w:r>
       <w:r>
         <w:t>How does electronegativity determine what type of bond forms between atoms?</w:t>
       </w:r>
     </w:p>
     <w:p>
       <w:r>
+        <w:br/>
+      </w:r>
+      <w:r>
         <w:t>Explain how hydrogen bonding between water molecules creates cohesion.</w:t>
       </w:r>
     </w:p>
     <w:p>
+      <w:r>
+        <w:br/>
+      </w:r>
       <w:r>
         <w:t>Why does ice float on liquid water, and why is this biologically important?</w:t>
       </w:r>
     </w:p>
     <w:p>
       <w:r>
+        <w:br/>
+      </w:r>
+      <w:r>
         <w:t>How does water's high specific heat benefit living organisms?</w:t>
       </w:r>
     </w:p>
     <w:p>
+      <w:r>
+        <w:br/>
+      </w:r>
       <w:r>
         <w:t>What makes water an excellent solvent for many substances?</w:t>
       </w:r>
     </w:p>
     <w:p>
       <w:r>
+        <w:br/>
+      </w:r>
+      <w:r>
         <w:t>What does the pH scale measure, and what do the numbers represent?</w:t>
       </w:r>
     </w:p>
     <w:p>
+      <w:r>
+        <w:br/>
+      </w:r>
       <w:r>
         <w:t>A solution has a pH of 3. Is it acidic or basic? How does it compare to pure water (pH 7)?</w:t>
       </w:r>
     </w:p>
     <w:p>
       <w:r>
+        <w:br/>
+      </w:r>
+      <w:r>
         <w:t>How do buffers help maintain stable conditions inside cells?</w:t>
       </w:r>
     </w:p>
     <w:p>
+      <w:r>
+        <w:br/>
+      </w:r>
       <w:r>
         <w:t>What is unique about carbon that allows it to form the backbone of so many different molecules?</w:t>
       </w:r>
     </w:p>
     <w:p>
       <w:r>
+        <w:br/>
+      </w:r>
+      <w:r>
         <w:t>What is the difference between organic and inorganic compounds?</w:t>
       </w:r>
     </w:p>
     <w:p>
+      <w:r>
+        <w:br/>
+      </w:r>
       <w:r>
         <w:t>Name three functional groups found in biological molecules and describe a property of each.</w:t>
       </w:r>
